--- a/SHINHWA_QMS_WORKFLOW/03_EDIT/AUTO_DRAFT/SH-QP-018_식별및추적성관리절차서_Rev03_DRAFT.docx
+++ b/SHINHWA_QMS_WORKFLOW/03_EDIT/AUTO_DRAFT/SH-QP-018_식별및추적성관리절차서_Rev03_DRAFT.docx
@@ -1782,7 +1782,19 @@
               <w:rPr>
                 <w:b w:val="0"/>
               </w:rPr>
-              <w:t>해당 양식(SH-FM)에 따른 기록 작성, 서버 읽기(7.4). 작성한 기록을 자재출하팀에 제출하는 방법·시한: [확인 필요]</w:t>
+              <w:t xml:space="preserve">해당 양식(SH-FM)에 따른 기록 작성, 서버 읽기(7.4). 작성한 기록은 </w:t>
+            </w:r>
+            <w:r>
+              <w:rPr>
+                <w:b/>
+              </w:rPr>
+              <w:t>종이로 자재출하팀에 제출</w:t>
+            </w:r>
+            <w:r>
+              <w:rPr>
+                <w:b w:val="0"/>
+              </w:rPr>
+              <w:t>한다(사용자 확인 2026-10-06). 제출 시한(자재출하팀의 스캔 기한 3일(달력일)을 고려한 작성 후 제출 기한): [확인 필요]</w:t>
             </w:r>
           </w:p>
         </w:tc>

--- a/SHINHWA_QMS_WORKFLOW/03_EDIT/AUTO_DRAFT/SH-QP-018_식별및추적성관리절차서_Rev03_DRAFT.docx
+++ b/SHINHWA_QMS_WORKFLOW/03_EDIT/AUTO_DRAFT/SH-QP-018_식별및추적성관리절차서_Rev03_DRAFT.docx
@@ -1794,7 +1794,19 @@
               <w:rPr>
                 <w:b w:val="0"/>
               </w:rPr>
-              <w:t>한다(사용자 확인 2026-10-06). 제출 시한(자재출하팀의 스캔 기한 3일(달력일)을 고려한 작성 후 제출 기한): [확인 필요]</w:t>
+              <w:t xml:space="preserve">한다(사용자 확인 2026-10-06). </w:t>
+            </w:r>
+            <w:r>
+              <w:rPr>
+                <w:b/>
+              </w:rPr>
+              <w:t>제출 시한은 작성 후 1일 이내</w:t>
+            </w:r>
+            <w:r>
+              <w:rPr>
+                <w:b w:val="0"/>
+              </w:rPr>
+              <w:t>(사용자 확인 2026-10-06; 달력일은 다른 기한과 동일 기준 가정, 확인 필요). 이에 따라 작성 후 최대 4일 안에 스캔·서버 저장이 끝난다.</w:t>
             </w:r>
           </w:p>
         </w:tc>

--- a/SHINHWA_QMS_WORKFLOW/03_EDIT/AUTO_DRAFT/SH-QP-018_식별및추적성관리절차서_Rev03_DRAFT.docx
+++ b/SHINHWA_QMS_WORKFLOW/03_EDIT/AUTO_DRAFT/SH-QP-018_식별및추적성관리절차서_Rev03_DRAFT.docx
@@ -522,7 +522,7 @@
         <w:rPr>
           <w:b w:val="0"/>
         </w:rPr>
-        <w:t>을 기준으로 한다(사용자 확인 2026-10-06). 입고 LOT 와 공급사 LOT 는 입고대장에 함께 기록하여 연결한다(3.4, 사용자 확인 2026-10-06).</w:t>
+        <w:t>을 기준으로 한다(사용자 확인 2026-10-06). 입고 LOT 와 공급자 LOT 는 입고대장에 함께 기록하여 연결한다(3.4, 사용자 확인 2026-10-06).</w:t>
       </w:r>
     </w:p>
     <w:p>
@@ -538,7 +538,7 @@
         <w:rPr>
           <w:b w:val="0"/>
         </w:rPr>
-        <w:t xml:space="preserve">3.4 공급사 LOT 는 입고 시 입고 LOT 와 함께 </w:t>
+        <w:t xml:space="preserve">3.4 공급자 LOT 는 입고 시 입고 LOT 와 함께 </w:t>
       </w:r>
       <w:r>
         <w:rPr>
@@ -562,7 +562,7 @@
         <w:rPr>
           <w:b w:val="0"/>
         </w:rPr>
-        <w:t>으로 한다, 사용자 확정 2026-10-06; 양식 개정 초안 03_EDIT/AUTO_DRAFT/SH-FM-101-121_현장작성양식_Rev03_LOT정합_DRAFT.xlsx). 바코드 훼손·송장 불일치·오기 시 공급사 LOT 를 임의 추정·대체하지 않고 '미확인', 검사상태 '보류'로 관리하며 즉시 격리한다.</w:t>
+        <w:t>으로 한다, 사용자 확정 2026-10-06; 양식 개정 초안 03_EDIT/AUTO_DRAFT/SH-FM-101-121_현장작성양식_Rev03_LOT정합_DRAFT.xlsx). 바코드 훼손·송장 불일치·오기 시 공급자 LOT 를 임의 추정·대체하지 않고 '미확인', 검사상태 '보류'로 관리하며 즉시 격리한다.</w:t>
       </w:r>
     </w:p>
     <w:p>
@@ -2122,7 +2122,7 @@
         <w:rPr>
           <w:b w:val="0"/>
         </w:rPr>
-        <w:t>7. FM 개정 초안(SH-FM-101-121_현장작성양식_Rev03_LOT정합_DRAFT.xlsx: SH-FM-104 입고 LOT/공급사 LOT, 전 양식 보존 3년·보관 품질팀 서버) 검토·승인</w:t>
+        <w:t>7. FM 개정 초안(SH-FM-101-121_현장작성양식_Rev03_LOT정합_DRAFT.xlsx: SH-FM-104 입고 LOT/공급자 LOT, 전 양식 보존 3년·보관 품질팀 서버) 검토·승인</w:t>
       </w:r>
     </w:p>
     <w:p>

--- a/SHINHWA_QMS_WORKFLOW/03_EDIT/AUTO_DRAFT/SH-QP-018_식별및추적성관리절차서_Rev03_DRAFT.docx
+++ b/SHINHWA_QMS_WORKFLOW/03_EDIT/AUTO_DRAFT/SH-QP-018_식별및추적성관리절차서_Rev03_DRAFT.docx
@@ -658,7 +658,19 @@
         <w:rPr>
           <w:b w:val="0"/>
         </w:rPr>
-        <w:t>을 선정한다(사용자 확인 2026-10-06). 제품안전·고객 지정 특성 제품 우선 선정 여부 등 세부 선정 기준: [확인 필요]</w:t>
+        <w:t xml:space="preserve">을 선정한다(사용자 확인 2026-10-06). 시험 기록은 </w:t>
+      </w:r>
+      <w:r>
+        <w:rPr>
+          <w:b/>
+        </w:rPr>
+        <w:t>기존 추적성 모의시험 기록(End-to-End Traceability 기록) 양식을 유지</w:t>
+      </w:r>
+      <w:r>
+        <w:rPr>
+          <w:b w:val="0"/>
+        </w:rPr>
+        <w:t>한다(사용자 확인 2026-10-06; 신규 양식을 만들지 않음). 제품안전·고객 지정 특성 제품 우선 선정 여부 등 세부 선정 기준: [확인 필요]</w:t>
       </w:r>
     </w:p>
     <w:p>

--- a/SHINHWA_QMS_WORKFLOW/03_EDIT/AUTO_DRAFT/SH-QP-018_식별및추적성관리절차서_Rev03_DRAFT.docx
+++ b/SHINHWA_QMS_WORKFLOW/03_EDIT/AUTO_DRAFT/SH-QP-018_식별및추적성관리절차서_Rev03_DRAFT.docx
@@ -670,7 +670,7 @@
         <w:rPr>
           <w:b w:val="0"/>
         </w:rPr>
-        <w:t>한다(사용자 확인 2026-10-06; 신규 양식을 만들지 않음). 제품안전·고객 지정 특성 제품 우선 선정 여부 등 세부 선정 기준: [확인 필요]</w:t>
+        <w:t>한다(사용자 확인 2026-10-06; 신규 양식을 만들지 않음). 시험 대상 LOT 의 세부 선정 기준은 두지 않는다(사용자 확인 2026-10-06).</w:t>
       </w:r>
     </w:p>
     <w:p>
@@ -2126,15 +2126,7 @@
         <w:rPr>
           <w:b w:val="0"/>
         </w:rPr>
-        <w:t>6. (필요 시) 5.3 시험 대상 세부 선정 기준(제품안전 제품 우선 등)</w:t>
-      </w:r>
-    </w:p>
-    <w:p>
-      <w:r>
-        <w:rPr>
-          <w:b w:val="0"/>
-        </w:rPr>
-        <w:t>7. FM 개정 초안(SH-FM-101-121_현장작성양식_Rev03_LOT정합_DRAFT.xlsx: SH-FM-104 입고 LOT/공급자 LOT, 전 양식 보존 3년·보관 품질팀 서버) 검토·승인</w:t>
+        <w:t>6. FM 개정 초안(SH-FM-101-121_현장작성양식_Rev03_LOT정합_DRAFT.xlsx: SH-FM-104 입고 LOT/공급자 LOT, 전 양식 보존 3년·보관 품질팀 서버) 검토·승인</w:t>
       </w:r>
     </w:p>
     <w:p>

--- a/SHINHWA_QMS_WORKFLOW/03_EDIT/AUTO_DRAFT/SH-QP-018_식별및추적성관리절차서_Rev03_DRAFT.docx
+++ b/SHINHWA_QMS_WORKFLOW/03_EDIT/AUTO_DRAFT/SH-QP-018_식별및추적성관리절차서_Rev03_DRAFT.docx
@@ -1252,7 +1252,7 @@
         <w:rPr>
           <w:b w:val="0"/>
         </w:rPr>
-        <w:t xml:space="preserve">으로 하며(사용자 결정 2026-10-06) 초안은 03_EDIT/AUTO_DRAFT/SH-FM-[번호미정]_기록인계대장_초안.xlsx이다. 양식 번호: [확인 필요 — 담당자 확정 전 임의 부여 금지] 품질팀은 인수 시 </w:t>
+        <w:t xml:space="preserve">으로 하며(사용자 결정 2026-10-06) 초안은 03_EDIT/AUTO_DRAFT/SH-FM-[번호미정]_기록인계대장_초안.xlsx이다. 양식 번호는 담당자 확정 후 지정한다(사용자 확인 2026-10-06; 지정 전까지 미정, 임의 부여 금지) 품질팀은 인수 시 </w:t>
       </w:r>
       <w:r>
         <w:rPr>
@@ -2094,7 +2094,7 @@
         <w:rPr>
           <w:b w:val="0"/>
         </w:rPr>
-        <w:t>2. 인계대장(신규 SH-FM): 문서번호·Rev·제정일 확정, 초안 항목 검토</w:t>
+        <w:t>2. 인계대장(신규 SH-FM): 번호는 담당자 확정 후 지정(미정), Rev·제정일 확정, 초안 항목 검토</w:t>
       </w:r>
     </w:p>
     <w:p>

--- a/SHINHWA_QMS_WORKFLOW/03_EDIT/AUTO_DRAFT/SH-QP-018_식별및추적성관리절차서_Rev03_DRAFT.docx
+++ b/SHINHWA_QMS_WORKFLOW/03_EDIT/AUTO_DRAFT/SH-QP-018_식별및추적성관리절차서_Rev03_DRAFT.docx
@@ -1528,7 +1528,7 @@
         <w:rPr>
           <w:b w:val="0"/>
         </w:rPr>
-        <w:t xml:space="preserve">으로 하며(사용자 결정 2026-10-06) 초안은 03_EDIT/AUTO_DRAFT/SH-FM-[번호미정]_백업복구점검기록_초안.xlsx이다. 보존기간은 3년으로 한다(사용자 확인 2026-10-06). 양식 번호: [확인 필요 — 담당자 확정 전 임의 부여 금지]))). 별도 장비의 구체 지정(장비명·설치 장소)은 </w:t>
+        <w:t xml:space="preserve">으로 하며(사용자 결정 2026-10-06) 초안은 03_EDIT/AUTO_DRAFT/SH-FM-[번호미정]_백업복구점검기록_초안.xlsx이다. 보존기간은 3년으로 한다(사용자 확인 2026-10-06). 양식 번호는 담당자 확정 후 지정한다(사용자 확인 2026-10-06; 지정 전까지 미정, 임의 부여 금지)))). 별도 장비의 구체 지정(장비명·설치 장소)은 </w:t>
       </w:r>
       <w:r>
         <w:rPr>
@@ -2086,7 +2086,7 @@
         <w:rPr>
           <w:b w:val="0"/>
         </w:rPr>
-        <w:t>1. 7.4 백업: 별도 장비 지정(담당자 확정 후 지정, 지정 전까지 미정)·월 1회 복구 점검의 담당자 지정·대체자·점검 결과 기록 양식(신규 SH-FM) 번호·초안 항목 검토·백업 실패 알림 수신 메일 주소(담당자 확정 후)</w:t>
+        <w:t>1. 7.4 백업: 별도 장비 지정(담당자 확정 후 지정, 지정 전까지 미정)·월 1회 복구 점검의 담당자 지정·대체자·점검 결과 기록 양식(신규 SH-FM) 초안 항목 검토(번호는 담당자 확정 후 지정)·백업 실패 알림 수신 메일 주소(담당자 확정 후)</w:t>
       </w:r>
     </w:p>
     <w:p>

--- a/SHINHWA_QMS_WORKFLOW/03_EDIT/AUTO_DRAFT/SH-QP-018_식별및추적성관리절차서_Rev03_DRAFT.docx
+++ b/SHINHWA_QMS_WORKFLOW/03_EDIT/AUTO_DRAFT/SH-QP-018_식별및추적성관리절차서_Rev03_DRAFT.docx
@@ -1276,7 +1276,7 @@
         <w:rPr>
           <w:b w:val="0"/>
         </w:rPr>
-        <w:t xml:space="preserve">한다(사용자 확인 2026-10-06; 3일의 기산일은 불일치 통보일로 가정, 확인 필요). 재스캔 결과도 같은 방식으로 원본과 대조하고, </w:t>
+        <w:t xml:space="preserve">한다(사용자 확인 2026-10-06; 3일의 기산일은 품질팀이 불일치를 통보한 날). 재스캔 결과도 같은 방식으로 원본과 대조하고, </w:t>
       </w:r>
       <w:r>
         <w:rPr>
@@ -2102,7 +2102,7 @@
         <w:rPr>
           <w:b w:val="0"/>
         </w:rPr>
-        <w:t>3. 재스캔 3일(5.3·7.4)의 기산일을 불일치 통보일로 본다는 가정 확인</w:t>
+        <w:t>3. 시행일, 작성·검토·승인자 (개정번호 Rev.03 유지 확정: 현행 Rev.03 은 배포 전이므로 같은 Rev 안에서 내용 보완)</w:t>
       </w:r>
     </w:p>
     <w:p>
@@ -2110,23 +2110,7 @@
         <w:rPr>
           <w:b w:val="0"/>
         </w:rPr>
-        <w:t>4. 시행일, 작성·검토·승인자 (개정번호 Rev.03 유지 확정: 현행 Rev.03 은 배포 전이므로 같은 Rev 안에서 내용 보완)</w:t>
-      </w:r>
-    </w:p>
-    <w:p>
-      <w:r>
-        <w:rPr>
-          <w:b w:val="0"/>
-        </w:rPr>
-        <w:t>5. SH-WI-005 와 중복 문구 정리, SH-FM-262 연계 WI(SH-WI-001?) 확인</w:t>
-      </w:r>
-    </w:p>
-    <w:p>
-      <w:r>
-        <w:rPr>
-          <w:b w:val="0"/>
-        </w:rPr>
-        <w:t>6. FM 개정 초안(SH-FM-101-121_현장작성양식_Rev03_LOT정합_DRAFT.xlsx: SH-FM-104 입고 LOT/공급자 LOT, 전 양식 보존 3년·보관 품질팀 서버) 검토·승인</w:t>
+        <w:t>4. FM 개정 초안(SH-FM-101-121_현장작성양식_Rev03_LOT정합_DRAFT.xlsx: SH-FM-104 입고 LOT/공급자 LOT, 전 양식 보존 3년·보관 품질팀 서버) 검토·승인</w:t>
       </w:r>
     </w:p>
     <w:p>

--- a/SHINHWA_QMS_WORKFLOW/03_EDIT/AUTO_DRAFT/SH-QP-018_식별및추적성관리절차서_Rev03_DRAFT.docx
+++ b/SHINHWA_QMS_WORKFLOW/03_EDIT/AUTO_DRAFT/SH-QP-018_식별및추적성관리절차서_Rev03_DRAFT.docx
@@ -1552,7 +1552,7 @@
         <w:rPr>
           <w:b w:val="0"/>
         </w:rPr>
-        <w:t xml:space="preserve">을 보낸다(사용자 확인 2026-10-06; 알림 대상 담당자는 7.4의 품질팀 담당자로 가정, 알림 수단은 </w:t>
+        <w:t xml:space="preserve">을 보낸다(사용자 확인 2026-10-06; 알림 대상 담당자는 7.4의 품질팀 담당자이며, 알림 수단은 </w:t>
       </w:r>
       <w:r>
         <w:rPr>
@@ -1576,7 +1576,7 @@
         <w:rPr>
           <w:b w:val="0"/>
         </w:rPr>
-        <w:t xml:space="preserve"> 완료한다(사용자 확인 2026-10-06; 달력일 기준 가정). 기한 안에 재실행이 불가능하면 </w:t>
+        <w:t xml:space="preserve"> 완료한다(사용자 확인 2026-10-06; 달력일 기준). 기한 안에 재실행이 불가능하면 </w:t>
       </w:r>
       <w:r>
         <w:rPr>
@@ -1818,7 +1818,7 @@
               <w:rPr>
                 <w:b w:val="0"/>
               </w:rPr>
-              <w:t>(사용자 확인 2026-10-06; 달력일은 다른 기한과 동일 기준 가정, 확인 필요). 이에 따라 작성 후 최대 4일 안에 스캔·서버 저장이 끝난다.</w:t>
+              <w:t>(사용자 확인 2026-10-06; 달력일 기준). 이에 따라 작성 후 최대 4일 안에 스캔·서버 저장이 끝난다.</w:t>
             </w:r>
           </w:p>
         </w:tc>

--- a/SHINHWA_QMS_WORKFLOW/03_EDIT/AUTO_DRAFT/SH-QP-018_식별및추적성관리절차서_Rev03_DRAFT.docx
+++ b/SHINHWA_QMS_WORKFLOW/03_EDIT/AUTO_DRAFT/SH-QP-018_식별및추적성관리절차서_Rev03_DRAFT.docx
@@ -249,7 +249,7 @@
               <w:rPr>
                 <w:b w:val="0"/>
               </w:rPr>
-              <w:t>[확인 필요]</w:t>
+              <w:t>담당자 확정 후 지정 (지정 전까지 미정)</w:t>
             </w:r>
           </w:p>
         </w:tc>
@@ -2011,7 +2011,7 @@
               <w:rPr>
                 <w:b w:val="0"/>
               </w:rPr>
-              <w:t>[확인 필요: 시행일]</w:t>
+              <w:t>담당자 확정 후 지정(시행일)</w:t>
             </w:r>
           </w:p>
         </w:tc>
@@ -2102,7 +2102,7 @@
         <w:rPr>
           <w:b w:val="0"/>
         </w:rPr>
-        <w:t>3. 시행일, 작성·검토·승인자 (개정번호 Rev.03 유지 확정: 현행 Rev.03 은 배포 전이므로 같은 Rev 안에서 내용 보완)</w:t>
+        <w:t>3. 시행일(담당자 확정 후 지정), 작성·검토·승인자 (개정번호 Rev.03 유지 확정: 현행 Rev.03 은 배포 전이므로 같은 Rev 안에서 내용 보완)</w:t>
       </w:r>
     </w:p>
     <w:p>

--- a/SHINHWA_QMS_WORKFLOW/03_EDIT/AUTO_DRAFT/SH-QP-018_식별및추적성관리절차서_Rev03_DRAFT.docx
+++ b/SHINHWA_QMS_WORKFLOW/03_EDIT/AUTO_DRAFT/SH-QP-018_식별및추적성관리절차서_Rev03_DRAFT.docx
@@ -279,7 +279,7 @@
               <w:rPr>
                 <w:b w:val="0"/>
               </w:rPr>
-              <w:t>[확인 필요] (Rev.03: 주관부서 담당 / 품질책임자 / 대표이사·권한자)</w:t>
+              <w:t>주관부서 담당 / 품질책임자 / 대표이사·권한자 (직책만 표기, 현행 Rev.03 표기와 동일 — 성명·서명·일자는 기재하지 않음)</w:t>
             </w:r>
           </w:p>
         </w:tc>
@@ -2039,7 +2039,7 @@
               <w:rPr>
                 <w:b w:val="0"/>
               </w:rPr>
-              <w:t>[확인 필요]</w:t>
+              <w:t>주관부서 담당</w:t>
             </w:r>
           </w:p>
         </w:tc>
@@ -2053,7 +2053,7 @@
               <w:rPr>
                 <w:b w:val="0"/>
               </w:rPr>
-              <w:t>[확인 필요]</w:t>
+              <w:t>품질책임자</w:t>
             </w:r>
           </w:p>
         </w:tc>
@@ -2067,7 +2067,7 @@
               <w:rPr>
                 <w:b w:val="0"/>
               </w:rPr>
-              <w:t>[확인 필요]</w:t>
+              <w:t>대표이사·권한자</w:t>
             </w:r>
           </w:p>
         </w:tc>
@@ -2102,7 +2102,7 @@
         <w:rPr>
           <w:b w:val="0"/>
         </w:rPr>
-        <w:t>3. 시행일(담당자 확정 후 지정), 작성·검토·승인자 (개정번호 Rev.03 유지 확정: 현행 Rev.03 은 배포 전이므로 같은 Rev 안에서 내용 보완)</w:t>
+        <w:t>3. 시행일(담당자 확정 후 지정) (작성·검토·승인은 직책만 표기로 확정; 개정번호 Rev.03 유지 확정: 현행 Rev.03 은 배포 전이므로 같은 Rev 안에서 내용 보완)</w:t>
       </w:r>
     </w:p>
     <w:p>
